--- a/7. Hỗ trợ điểm bán/Sellout kit/Bảng khối vấn đề từ chối mua hàng (bản đầy đủ).docx
+++ b/7. Hỗ trợ điểm bán/Sellout kit/Bảng khối vấn đề từ chối mua hàng (bản đầy đủ).docx
@@ -624,14 +624,14 @@
                 <w:color w:val="EE0000"/>
                 <w:lang w:val="en-US"/>
               </w:rPr>
-              <w:t>hiện sản phẩm đã có mặt ở hơn 100 bệnh viện Sản Nhi trên cả nước, có phân phối ở các chuỗi mẹ bé lớn như Bibomart, Con Cưng, Kid Plaza…</w:t>
+              <w:t>[chỉ nói khi MKT xác nhận có hồ sơ: số bệnh viện Sản Nhi, các chuỗi mẹ bé đang phân phối</w:t>
             </w:r>
             <w:r>
               <w:rPr>
                 <w:color w:val="EE0000"/>
                 <w:lang w:val="en-US"/>
               </w:rPr>
-              <w:t>, hơn 1 triệu mẹ Việt tin dùng cho con rồi ạ nên mẹ yên tâm</w:t>
+              <w:t>, số khách hàng đã dùng]</w:t>
             </w:r>
             <w:r>
               <w:rPr>
@@ -1105,15 +1105,15 @@
               <w:rPr>
                 <w:color w:val="EE0000"/>
               </w:rPr>
-              <w:t xml:space="preserve">Nhưng nếu chia theo thời gian sử dụng thì chi phí sẽ nhẹ hơn nhiều. Ví dụ một chai nước tắm dùng khoảng 1 tháng, tính ra mẹ chỉ tốn khoảng </w:t>
-            </w:r>
-            <w:r>
-              <w:rPr>
-                <w:b/>
-                <w:bCs/>
-                <w:color w:val="EE0000"/>
-              </w:rPr>
-              <w:t>5.000đ/ngày</w:t>
+              <w:t xml:space="preserve">Nhưng nếu chia theo thời gian sử dụng thì chi phí sẽ nhẹ hơn nhiều. Ví dụ chai 200ml, mỗi lần tắm pha 5ml thì dùng được khoảng 40 lần tắm, tính ra mẹ chỉ tốn </w:t>
+            </w:r>
+            <w:r>
+              <w:rPr>
+                <w:b/>
+                <w:bCs/>
+                <w:color w:val="EE0000"/>
+              </w:rPr>
+              <w:t>chưa tới 4.000đ/ngày</w:t>
             </w:r>
             <w:r>
               <w:rPr>
@@ -1135,7 +1135,7 @@
               <w:t xml:space="preserve"> </w:t>
             </w:r>
             <w:r>
-              <w:t>giá này còn có chương trình [nêu đúng mức mua X tặng Y đang áp dụng]."</w:t>
+              <w:t>giá này còn có [ưu đãi cho khách lẻ nếu shop đang áp dụng — không phải chương trình mua X tặng Y dành cho shop nhập hàng]."</w:t>
             </w:r>
           </w:p>
           <w:p>
